--- a/docs/rollout_boundary_design_note.docx
+++ b/docs/rollout_boundary_design_note.docx
@@ -2,7 +2,7 @@
 <file path=word/document.xml><?xml version="1.0" encoding="utf-8"?>
 <w:document xmlns:w="http://schemas.openxmlformats.org/wordprocessingml/2006/main" xmlns:m="http://schemas.openxmlformats.org/officeDocument/2006/math" xmlns:r="http://schemas.openxmlformats.org/officeDocument/2006/relationships" xmlns:o="urn:schemas-microsoft-com:office:office" xmlns:v="urn:schemas-microsoft-com:vml" xmlns:w10="urn:schemas-microsoft-com:office:word" xmlns:a="http://schemas.openxmlformats.org/drawingml/2006/main" xmlns:pic="http://schemas.openxmlformats.org/drawingml/2006/picture" xmlns:wp="http://schemas.openxmlformats.org/drawingml/2006/wordprocessingDrawing">
   <w:body>
-    <w:bookmarkStart w:id="23" w:name="X2886cffe1795cad553444a0b52fdc300ea9c025"/>
+    <w:bookmarkStart w:id="24" w:name="X2886cffe1795cad553444a0b52fdc300ea9c025"/>
     <w:p>
       <w:pPr>
         <w:pStyle w:val="Heading1"/>
@@ -243,7 +243,7 @@
       </w:r>
     </w:p>
     <w:bookmarkEnd w:id="9"/>
-    <w:bookmarkStart w:id="16" w:name="the-construction"/>
+    <w:bookmarkStart w:id="17" w:name="the-construction"/>
     <w:p>
       <w:pPr>
         <w:pStyle w:val="Heading2"/>
@@ -252,7 +252,139 @@
         <w:t xml:space="preserve">1 The construction</w:t>
       </w:r>
     </w:p>
-    <w:bookmarkStart w:id="10" w:name="X918d7ed534821106d9c0f88df693097e37b0ff5"/>
+    <w:bookmarkStart w:id="10" w:name="X69556421bc4e8c8644241626db495cd4625426a"/>
+    <w:p>
+      <w:pPr>
+        <w:pStyle w:val="Heading3"/>
+      </w:pPr>
+      <w:r>
+        <w:t xml:space="preserve">1.0 What the crowd-sourced video data are for in this card</w:t>
+      </w:r>
+    </w:p>
+    <w:p>
+      <w:pPr>
+        <w:pStyle w:val="FirstParagraph"/>
+      </w:pPr>
+      <w:r>
+        <w:rPr>
+          <w:i/>
+          <w:iCs/>
+        </w:rPr>
+        <w:t xml:space="preserve">Added 2026-09-18 on Jonas’s question.</w:t>
+      </w:r>
+      <w:r>
+        <w:t xml:space="preserve"> </w:t>
+      </w:r>
+      <w:r>
+        <w:t xml:space="preserve">The two video studies are the test bed, not training data. A</w:t>
+      </w:r>
+      <w:r>
+        <w:t xml:space="preserve"> </w:t>
+      </w:r>
+      <w:r>
+        <w:t xml:space="preserve">frozen clip supplies the</w:t>
+      </w:r>
+      <w:r>
+        <w:t xml:space="preserve"> </w:t>
+      </w:r>
+      <w:r>
+        <w:rPr>
+          <w:b/>
+          <w:bCs/>
+        </w:rPr>
+        <w:t xml:space="preserve">scene at the freeze</w:t>
+      </w:r>
+      <w:r>
+        <w:t xml:space="preserve"> </w:t>
+      </w:r>
+      <w:r>
+        <w:t xml:space="preserve">(positions, speeds, the other’s lateral rate, read from</w:t>
+      </w:r>
+      <w:r>
+        <w:t xml:space="preserve"> </w:t>
+      </w:r>
+      <w:r>
+        <w:t xml:space="preserve">the stimulus traces), from which the belief, the fan and the policy rollouts are computed with no</w:t>
+      </w:r>
+      <w:r>
+        <w:t xml:space="preserve"> </w:t>
+      </w:r>
+      <w:r>
+        <w:t xml:space="preserve">response in the loop; the participants supply the</w:t>
+      </w:r>
+      <w:r>
+        <w:t xml:space="preserve"> </w:t>
+      </w:r>
+      <w:r>
+        <w:rPr>
+          <w:b/>
+          <w:bCs/>
+        </w:rPr>
+        <w:t xml:space="preserve">share who would intervene</w:t>
+      </w:r>
+      <w:r>
+        <w:t xml:space="preserve"> </w:t>
+      </w:r>
+      <w:r>
+        <w:t xml:space="preserve">in that cell. The card</w:t>
+      </w:r>
+      <w:r>
+        <w:t xml:space="preserve"> </w:t>
+      </w:r>
+      <w:r>
+        <w:t xml:space="preserve">then asks one question per cell: does ΔG, computed from the scene alone, order the cells the way the</w:t>
+      </w:r>
+      <w:r>
+        <w:t xml:space="preserve"> </w:t>
+      </w:r>
+      <w:r>
+        <w:t xml:space="preserve">shares do, held out across the design’s starting-TTC levels, with the three-parameter threshold model</w:t>
+      </w:r>
+      <w:r>
+        <w:t xml:space="preserve"> </w:t>
+      </w:r>
+      <w:r>
+        <w:t xml:space="preserve">every axis has been given? Nothing in the rollouts is fitted to the responses except the threshold</w:t>
+      </w:r>
+      <w:r>
+        <w:t xml:space="preserve"> </w:t>
+      </w:r>
+      <w:r>
+        <w:t xml:space="preserve">model’s three parameters (lapse, level, spread); the predictor’s constants come from motivation now and</w:t>
+      </w:r>
+      <w:r>
+        <w:t xml:space="preserve"> </w:t>
+      </w:r>
+      <w:r>
+        <w:t xml:space="preserve">from the generative-model framework later. The pre-onset cells (90 of 378) are the data that test the</w:t>
+      </w:r>
+      <w:r>
+        <w:t xml:space="preserve"> </w:t>
+      </w:r>
+      <w:r>
+        <w:t xml:space="preserve">emergence claim: they are never fitted, only predicted. Study 1’s four scenarios play the same role for</w:t>
+      </w:r>
+      <w:r>
+        <w:t xml:space="preserve"> </w:t>
+      </w:r>
+      <w:r>
+        <w:t xml:space="preserve">the transfer (JJ.3), and its 43 drivers seen in every scenario give the per-driver levels for the trait</w:t>
+      </w:r>
+      <w:r>
+        <w:t xml:space="preserve"> </w:t>
+      </w:r>
+      <w:r>
+        <w:t xml:space="preserve">on one scale. Later, on naturalistic data, the response becomes a revealed deceleration and the same</w:t>
+      </w:r>
+      <w:r>
+        <w:t xml:space="preserve"> </w:t>
+      </w:r>
+      <w:r>
+        <w:t xml:space="preserve">ΔG is predicted from the recorded scene, which is card NC.3 of the naturalistic plan run on ΔG.</w:t>
+      </w:r>
+    </w:p>
+    <w:bookmarkEnd w:id="10"/>
+    <w:bookmarkStart w:id="11" w:name="X918d7ed534821106d9c0f88df693097e37b0ff5"/>
     <w:p>
       <w:pPr>
         <w:pStyle w:val="Heading3"/>
@@ -527,8 +659,8 @@
         <w:t xml:space="preserve">what they are seen to do.</w:t>
       </w:r>
     </w:p>
-    <w:bookmarkEnd w:id="10"/>
-    <w:bookmarkStart w:id="11" w:name="Xfa94774a3e5d6e1a487895b70710904d99cc95e"/>
+    <w:bookmarkEnd w:id="11"/>
+    <w:bookmarkStart w:id="12" w:name="Xfa94774a3e5d6e1a487895b70710904d99cc95e"/>
     <w:p>
       <w:pPr>
         <w:pStyle w:val="Heading3"/>
@@ -997,8 +1129,8 @@
         <w:t xml:space="preserve">(JJ.7): not in this card.</w:t>
       </w:r>
     </w:p>
-    <w:bookmarkEnd w:id="11"/>
-    <w:bookmarkStart w:id="12" w:name="the-policy-menu"/>
+    <w:bookmarkEnd w:id="12"/>
+    <w:bookmarkStart w:id="13" w:name="the-policy-menu"/>
     <w:p>
       <w:pPr>
         <w:pStyle w:val="Heading3"/>
@@ -1114,7 +1246,23 @@
               <w:pStyle w:val="Compact"/>
             </w:pPr>
             <w:r>
-              <w:t xml:space="preserve">6 m/s² is the released model’s assumed worst-case lead deceleration; steering away is added only if the study’s road has a free lane on the far side, to be read from the study context files</w:t>
+              <w:t xml:space="preserve">6 m/s² is the released model’s assumed worst-case lead deceleration;</w:t>
+            </w:r>
+            <w:r>
+              <w:t xml:space="preserve"> </w:t>
+            </w:r>
+            <w:r>
+              <w:rPr>
+                <w:b/>
+                <w:bCs/>
+              </w:rPr>
+              <w:t xml:space="preserve">no steering policy</w:t>
+            </w:r>
+            <w:r>
+              <w:t xml:space="preserve"> </w:t>
+            </w:r>
+            <w:r>
+              <w:t xml:space="preserve">(Jonas, 2026-09-18, JJ1.Q1: the crowd-sourced stimuli and the naturalistic data both carry that constraint); steering may be added as a later variant, dated</w:t>
             </w:r>
           </w:p>
         </w:tc>
@@ -1222,8 +1370,8 @@
         <w:t xml:space="preserve">constant-acceleration segments, and this simplification is recorded.</w:t>
       </w:r>
     </w:p>
-    <w:bookmarkEnd w:id="12"/>
-    <w:bookmarkStart w:id="13" w:name="Xbcf7243c2d435b9f613c2badaf156c565f3abf7"/>
+    <w:bookmarkEnd w:id="13"/>
+    <w:bookmarkStart w:id="14" w:name="Xbcf7243c2d435b9f613c2badaf156c565f3abf7"/>
     <w:p>
       <w:pPr>
         <w:pStyle w:val="Heading3"/>
@@ -1425,8 +1573,8 @@
         <w:t xml:space="preserve">epistemic value alone pulls toward approaching.</w:t>
       </w:r>
     </w:p>
-    <w:bookmarkEnd w:id="13"/>
-    <w:bookmarkStart w:id="14" w:name="X4fa468e198ff8ddc56d15a470d1a98bea0fce3c"/>
+    <w:bookmarkEnd w:id="14"/>
+    <w:bookmarkStart w:id="15" w:name="X4fa468e198ff8ddc56d15a470d1a98bea0fce3c"/>
     <w:p>
       <w:pPr>
         <w:pStyle w:val="Heading3"/>
@@ -1531,8 +1679,8 @@
         <w:t xml:space="preserve">as the pattern).</w:t>
       </w:r>
     </w:p>
-    <w:bookmarkEnd w:id="14"/>
-    <w:bookmarkStart w:id="15" w:name="X214c2ce8e770fa50272a91d411bceb62e20965f"/>
+    <w:bookmarkEnd w:id="15"/>
+    <w:bookmarkStart w:id="16" w:name="X214c2ce8e770fa50272a91d411bceb62e20965f"/>
     <w:p>
       <w:pPr>
         <w:pStyle w:val="Heading3"/>
@@ -1764,9 +1912,9 @@
         </w:tc>
       </w:tr>
     </w:tbl>
-    <w:bookmarkEnd w:id="15"/>
     <w:bookmarkEnd w:id="16"/>
-    <w:bookmarkStart w:id="17" w:name="Xb24decd5cca5754cae16773743ab2da15c07911"/>
+    <w:bookmarkEnd w:id="17"/>
+    <w:bookmarkStart w:id="18" w:name="Xb24decd5cca5754cae16773743ab2da15c07911"/>
     <w:p>
       <w:pPr>
         <w:pStyle w:val="Heading2"/>
@@ -2162,8 +2310,8 @@
         <w:t xml:space="preserve">PC.1 did).</w:t>
       </w:r>
     </w:p>
-    <w:bookmarkEnd w:id="17"/>
-    <w:bookmarkStart w:id="18" w:name="Xf93f12ccdcb48d49b1dcb8d50fb71d2c95cafcc"/>
+    <w:bookmarkEnd w:id="18"/>
+    <w:bookmarkStart w:id="19" w:name="Xf93f12ccdcb48d49b1dcb8d50fb71d2c95cafcc"/>
     <w:p>
       <w:pPr>
         <w:pStyle w:val="Heading2"/>
@@ -2528,8 +2676,8 @@
         <w:t xml:space="preserve">card only if the first or second reading obtains.</w:t>
       </w:r>
     </w:p>
-    <w:bookmarkEnd w:id="18"/>
-    <w:bookmarkStart w:id="19" w:name="Xe4c6cf6cb0599c30d948bb2525854fd5407235d"/>
+    <w:bookmarkEnd w:id="19"/>
+    <w:bookmarkStart w:id="20" w:name="Xe4c6cf6cb0599c30d948bb2525854fd5407235d"/>
     <w:p>
       <w:pPr>
         <w:pStyle w:val="Heading2"/>
@@ -2709,8 +2857,8 @@
         <w:t xml:space="preserve">.</w:t>
       </w:r>
     </w:p>
-    <w:bookmarkEnd w:id="19"/>
-    <w:bookmarkStart w:id="20" w:name="software-plan"/>
+    <w:bookmarkEnd w:id="20"/>
+    <w:bookmarkStart w:id="21" w:name="software-plan"/>
     <w:p>
       <w:pPr>
         <w:pStyle w:val="Heading2"/>
@@ -3215,8 +3363,8 @@
         <w:t xml:space="preserve">the arrival); JJ.4 one day.</w:t>
       </w:r>
     </w:p>
-    <w:bookmarkEnd w:id="20"/>
-    <w:bookmarkStart w:id="21" w:name="X2385ea1f1e22963851fcc48fa3088a513823d6a"/>
+    <w:bookmarkEnd w:id="21"/>
+    <w:bookmarkStart w:id="22" w:name="X2385ea1f1e22963851fcc48fa3088a513823d6a"/>
     <w:p>
       <w:pPr>
         <w:pStyle w:val="Heading2"/>
@@ -3333,111 +3481,202 @@
         <w:t xml:space="preserve">absorbed into the level and is not separable within this design.</w:t>
       </w:r>
     </w:p>
-    <w:bookmarkEnd w:id="21"/>
-    <w:bookmarkStart w:id="22" w:name="queries"/>
+    <w:bookmarkEnd w:id="22"/>
+    <w:bookmarkStart w:id="23" w:name="queries-and-jonass-rulings-of-2026-09-18"/>
     <w:p>
       <w:pPr>
         <w:pStyle w:val="Heading2"/>
       </w:pPr>
       <w:r>
-        <w:t xml:space="preserve">7 Queries</w:t>
-      </w:r>
-    </w:p>
-    <w:p>
-      <w:pPr>
-        <w:pStyle w:val="FirstParagraph"/>
-      </w:pPr>
-      <w:r>
-        <w:t xml:space="preserve">@JJ1.Q1</w:t>
-      </w:r>
-      <w:r>
-        <w:t xml:space="preserve">(judgment, jonas): The steer-away policy on the cut-in depends on whether the studies’ road has a</w:t>
-      </w:r>
-      <w:r>
-        <w:t xml:space="preserve"> </w:t>
-      </w:r>
-      <w:r>
-        <w:t xml:space="preserve">free lane on the far side; the context files will say. If it does not, the menu is four longitudinal</w:t>
-      </w:r>
-      <w:r>
-        <w:t xml:space="preserve"> </w:t>
-      </w:r>
-      <w:r>
-        <w:t xml:space="preserve">policies. Confirm that a menu without a steering option is acceptable for the cut-in, or name the</w:t>
-      </w:r>
-      <w:r>
-        <w:t xml:space="preserve"> </w:t>
-      </w:r>
-      <w:r>
-        <w:t xml:space="preserve">alternative.</w:t>
-      </w:r>
-    </w:p>
-    <w:p>
-      <w:pPr>
-        <w:pStyle w:val="BodyText"/>
-      </w:pPr>
-      <w:r>
-        <w:t xml:space="preserve">@JJ1.Q2</w:t>
-      </w:r>
-      <w:r>
-        <w:t xml:space="preserve">(minor, review): σ_a = 0.5 m/s² for longitudinal growth is unverified and is the constant JJ.5</w:t>
-      </w:r>
-      <w:r>
-        <w:t xml:space="preserve"> </w:t>
-      </w:r>
-      <w:r>
-        <w:t xml:space="preserve">component C3 replaces. Until then it is a placeholder with a sweep; flagged so no report quotes it as</w:t>
-      </w:r>
-      <w:r>
-        <w:t xml:space="preserve"> </w:t>
-      </w:r>
-      <w:r>
-        <w:t xml:space="preserve">measured.</w:t>
-      </w:r>
-    </w:p>
-    <w:p>
-      <w:pPr>
-        <w:pStyle w:val="BodyText"/>
-      </w:pPr>
-      <w:r>
-        <w:t xml:space="preserve">@JJ1.Q3</w:t>
-      </w:r>
-      <w:r>
-        <w:t xml:space="preserve">(judgment, jonas): JJ.4’s medium contrast needs perceptual constants (angular noise for a frozen</w:t>
-      </w:r>
-      <w:r>
-        <w:t xml:space="preserve"> </w:t>
-      </w:r>
-      <w:r>
-        <w:t xml:space="preserve">monocular frame against a moving view) that this project has not sourced. Accept that JJ.4 reports the</w:t>
-      </w:r>
-      <w:r>
-        <w:t xml:space="preserve"> </w:t>
-      </w:r>
-      <w:r>
-        <w:t xml:space="preserve">fitted ratio and marks the predicted ratio</w:t>
-      </w:r>
-      <w:r>
-        <w:t xml:space="preserve"> </w:t>
-      </w:r>
-      <w:r>
-        <w:t xml:space="preserve">“not yet possible”</w:t>
-      </w:r>
-      <w:r>
-        <w:t xml:space="preserve"> </w:t>
-      </w:r>
-      <w:r>
-        <w:t xml:space="preserve">if no source is found, rather than</w:t>
-      </w:r>
-      <w:r>
-        <w:t xml:space="preserve"> </w:t>
-      </w:r>
-      <w:r>
-        <w:t xml:space="preserve">inventing constants?</w:t>
-      </w:r>
-    </w:p>
-    <w:bookmarkEnd w:id="22"/>
+        <w:t xml:space="preserve">7 Queries, and Jonas’s rulings of 2026-09-18</w:t>
+      </w:r>
+    </w:p>
+    <w:p>
+      <w:pPr>
+        <w:pStyle w:val="Compact"/>
+        <w:numPr>
+          <w:ilvl w:val="0"/>
+          <w:numId w:val="1008"/>
+        </w:numPr>
+      </w:pPr>
+      <w:r>
+        <w:rPr>
+          <w:b/>
+          <w:bCs/>
+        </w:rPr>
+        <w:t xml:space="preserve">JJ1.Q1, resolved:</w:t>
+      </w:r>
+      <w:r>
+        <w:t xml:space="preserve"> </w:t>
+      </w:r>
+      <w:r>
+        <w:t xml:space="preserve">no steering policy in the menus we start with; the crowd-sourced stimuli and</w:t>
+      </w:r>
+      <w:r>
+        <w:t xml:space="preserve"> </w:t>
+      </w:r>
+      <w:r>
+        <w:t xml:space="preserve">the naturalistic data both carry that constraint. Section 1.3 updated.</w:t>
+      </w:r>
+    </w:p>
+    <w:p>
+      <w:pPr>
+        <w:pStyle w:val="Compact"/>
+        <w:numPr>
+          <w:ilvl w:val="0"/>
+          <w:numId w:val="1008"/>
+        </w:numPr>
+      </w:pPr>
+      <w:r>
+        <w:t xml:space="preserve">JJ1.Q2 (minor, review): σ_a = 0.5 m/s² for longitudinal growth is unverified and is the constant the</w:t>
+      </w:r>
+      <w:r>
+        <w:t xml:space="preserve"> </w:t>
+      </w:r>
+      <w:r>
+        <w:t xml:space="preserve">generative-model framework’s component C3 replaces. Until then it is a placeholder with a sweep;</w:t>
+      </w:r>
+      <w:r>
+        <w:t xml:space="preserve"> </w:t>
+      </w:r>
+      <w:r>
+        <w:t xml:space="preserve">flagged so no report quotes it as measured.</w:t>
+      </w:r>
+    </w:p>
+    <w:p>
+      <w:pPr>
+        <w:pStyle w:val="Compact"/>
+        <w:numPr>
+          <w:ilvl w:val="0"/>
+          <w:numId w:val="1008"/>
+        </w:numPr>
+      </w:pPr>
+      <w:r>
+        <w:rPr>
+          <w:b/>
+          <w:bCs/>
+        </w:rPr>
+        <w:t xml:space="preserve">JJ1.Q3, resolved as proposed:</w:t>
+      </w:r>
+      <w:r>
+        <w:t xml:space="preserve"> </w:t>
+      </w:r>
+      <w:r>
+        <w:t xml:space="preserve">JJ.4 reports the fitted ratio of the video and track spreads, and</w:t>
+      </w:r>
+      <w:r>
+        <w:t xml:space="preserve"> </w:t>
+      </w:r>
+      <w:r>
+        <w:t xml:space="preserve">marks the ratio</w:t>
+      </w:r>
+      <w:r>
+        <w:t xml:space="preserve"> </w:t>
+      </w:r>
+      <w:r>
+        <w:rPr>
+          <w:i/>
+          <w:iCs/>
+        </w:rPr>
+        <w:t xml:space="preserve">predicted from perception</w:t>
+      </w:r>
+      <w:r>
+        <w:t xml:space="preserve"> </w:t>
+      </w:r>
+      <w:r>
+        <w:t xml:space="preserve">as not yet possible unless a source for the perceptual</w:t>
+      </w:r>
+      <w:r>
+        <w:t xml:space="preserve"> </w:t>
+      </w:r>
+      <w:r>
+        <w:t xml:space="preserve">constants is found. In plain words: we can measure that drivers are four times sharper in the car; to</w:t>
+      </w:r>
+      <w:r>
+        <w:t xml:space="preserve"> </w:t>
+      </w:r>
+      <w:r>
+        <w:rPr>
+          <w:i/>
+          <w:iCs/>
+        </w:rPr>
+        <w:t xml:space="preserve">predict</w:t>
+      </w:r>
+      <w:r>
+        <w:t xml:space="preserve"> </w:t>
+      </w:r>
+      <w:r>
+        <w:t xml:space="preserve">that number from how much less precisely a frozen monocular clip conveys distance and</w:t>
+      </w:r>
+      <w:r>
+        <w:t xml:space="preserve"> </w:t>
+      </w:r>
+      <w:r>
+        <w:t xml:space="preserve">closing speed, we would need published values of that visual precision, and we do not have them.</w:t>
+      </w:r>
+    </w:p>
+    <w:p>
+      <w:pPr>
+        <w:pStyle w:val="Compact"/>
+        <w:numPr>
+          <w:ilvl w:val="0"/>
+          <w:numId w:val="1008"/>
+        </w:numPr>
+      </w:pPr>
+      <w:r>
+        <w:rPr>
+          <w:b/>
+          <w:bCs/>
+        </w:rPr>
+        <w:t xml:space="preserve">Authorization (2026-09-18):</w:t>
+      </w:r>
+      <w:r>
+        <w:rPr>
+          <w:b/>
+          <w:bCs/>
+        </w:rPr>
+        <w:t xml:space="preserve"> </w:t>
+      </w:r>
+      <w:r>
+        <w:rPr>
+          <w:b/>
+          <w:bCs/>
+        </w:rPr>
+        <w:t xml:space="preserve">“go.”</w:t>
+      </w:r>
+      <w:r>
+        <w:t xml:space="preserve"> </w:t>
+      </w:r>
+      <w:r>
+        <w:t xml:space="preserve">Implementation is delegated to a less expensive model; the</w:t>
+      </w:r>
+      <w:r>
+        <w:t xml:space="preserve"> </w:t>
+      </w:r>
+      <w:r>
+        <w:t xml:space="preserve">brief for it is</w:t>
+      </w:r>
+      <w:r>
+        <w:t xml:space="preserve"> </w:t>
+      </w:r>
+      <w:r>
+        <w:rPr>
+          <w:rStyle w:val="VerbatimChar"/>
+        </w:rPr>
+        <w:t xml:space="preserve">handover_jj1_implementation.md</w:t>
+      </w:r>
+      <w:r>
+        <w:t xml:space="preserve">, which carries every reference, signature and rule</w:t>
+      </w:r>
+      <w:r>
+        <w:t xml:space="preserve"> </w:t>
+      </w:r>
+      <w:r>
+        <w:t xml:space="preserve">the implementer needs without reading this note’s argument.</w:t>
+      </w:r>
+    </w:p>
     <w:bookmarkEnd w:id="23"/>
+    <w:bookmarkEnd w:id="24"/>
     <w:sectPr>
       <w:footnotePr>
         <w:numRestart w:val="eachSect"/>
@@ -3673,6 +3912,9 @@
     <w:abstractNumId w:val="991"/>
   </w:num>
   <w:num w:numId="1007">
+    <w:abstractNumId w:val="991"/>
+  </w:num>
+  <w:num w:numId="1008">
     <w:abstractNumId w:val="991"/>
   </w:num>
 </w:numbering>
